--- a/katrina-engelsted-boulder-gis-resume-ATS.docx
+++ b/katrina-engelsted-boulder-gis-resume-ATS.docx
@@ -160,7 +160,7 @@
           <w:sz w:val="20"/>
           <w:szCs w:val="20"/>
         </w:rPr>
-        <w:t xml:space="preserve">December 2025 – Present</w:t>
+        <w:t xml:space="preserve">June 2026 – Present</w:t>
       </w:r>
     </w:p>
     <w:p>
